--- a/지원증서_예시_백혈병난치병.docx
+++ b/지원증서_예시_백혈병난치병.docx
@@ -235,7 +235,7 @@
             <w:r>
               <w:drawing>
                 <wp:inline distT="0" distB="0" distL="0" distR="0">
-                  <wp:extent cx="590550" cy="542925"/>
+                  <wp:extent cx="571500" cy="571500"/>
                   <wp:effectExtent t="0" r="0" b="0" l="0"/>
                   <wp:docPr id="1" name="" descr="" title=""/>
                   <wp:cNvGraphicFramePr>
@@ -260,7 +260,7 @@
                         <pic:spPr bwMode="auto">
                           <a:xfrm>
                             <a:off x="0" y="0"/>
-                            <a:ext cx="590550" cy="542925"/>
+                            <a:ext cx="571500" cy="571500"/>
                           </a:xfrm>
                           <a:prstGeom prst="rect">
                             <a:avLst/>
